--- a/zht/docx/007.content.docx
+++ b/zht/docx/007.content.docx
@@ -150,26 +150,6 @@
           <w:lang w:val="zh_TW" w:bidi="zh_TW"/>
         </w:rPr>
         <w:t>bu</w:t>
-      </w:r>
-      <w:r>
-        <w:rPr>
-          <w:lang w:val="zh_TW" w:bidi="zh_TW"/>
-        </w:rPr>
-      </w:r>
-    </w:p>
-    <w:p>
-      <w:pPr/>
-      <w:r>
-        <w:rPr>
-          <w:lang w:val="zh_TW" w:bidi="zh_TW"/>
-        </w:rPr>
-      </w:r>
-      <w:r>
-        <w:rPr>
-          <w:i/>
-          <w:lang w:val="zh_TW" w:bidi="zh_TW"/>
-        </w:rPr>
-        <w:t>不能生育</w:t>
       </w:r>
       <w:r>
         <w:rPr>

--- a/zht/docx/007.content.docx
+++ b/zht/docx/007.content.docx
@@ -19,7 +19,7 @@
         <w:rPr>
           <w:lang w:val="zh_TW" w:bidi="zh_TW"/>
         </w:rPr>
-        <w:t>Resource: Study Notes - Themes (Tyndale)</w:t>
+        <w:t>Resource: Tyndale Open Study Notes</w:t>
       </w:r>
       <w:r>
         <w:rPr>
@@ -112,7 +112,7 @@
         <w:rPr>
           <w:lang w:val="zh_TW" w:bidi="zh_TW"/>
         </w:rPr>
-        <w:t>Study Notes - Themes (Tyndale)</w:t>
+        <w:t>Tyndale Open Study Notes</w:t>
       </w:r>
     </w:p>
     <w:p>

--- a/zht/docx/007.content.docx
+++ b/zht/docx/007.content.docx
@@ -149,7 +149,7 @@
         <w:rPr>
           <w:lang w:val="zh_TW" w:bidi="zh_TW"/>
         </w:rPr>
-        <w:t>bu</w:t>
+        <w:t>chang</w:t>
       </w:r>
       <w:r>
         <w:rPr>
@@ -212,7 +212,7 @@
         <w:rPr>
           <w:lang w:val="zh_TW" w:bidi="zh_TW"/>
         </w:rPr>
-        <w:t>不能生育</w:t>
+        <w:t>常在基督裡</w:t>
       </w:r>
       <w:r>
         <w:rPr>
@@ -231,7 +231,75 @@
         <w:rPr>
           <w:lang w:val="zh_TW" w:bidi="zh_TW"/>
         </w:rPr>
-        <w:t>幾乎所有族長的妻子，都曾經歷不能生育（無法生子）的困難，之後才得著孩子。唯一可能的例外是利亞，即便如此，她在某段時間內也不能生育（</w:t>
+        <w:t>希臘文詞語</w:t>
+      </w:r>
+      <w:r>
+        <w:rPr>
+          <w:i/>
+          <w:lang w:val="zh_TW" w:bidi="zh_TW"/>
+        </w:rPr>
+        <w:t>menō</w:t>
+      </w:r>
+      <w:r>
+        <w:rPr>
+          <w:lang w:val="zh_TW" w:bidi="zh_TW"/>
+        </w:rPr>
+        <w:t>，多譯為常在（remain）、住在（stay）或停留（abide），通常見於耶穌關於深層、親密且長期關係的教導。例如，耶穌說：「</w:t>
+      </w:r>
+      <w:r>
+        <w:rPr>
+          <w:lang w:val="zh_TW" w:bidi="zh_TW"/>
+        </w:rPr>
+        <w:t>你們若</w:t>
+      </w:r>
+      <w:r>
+        <w:rPr>
+          <w:lang w:val="zh_TW" w:bidi="zh_TW"/>
+        </w:rPr>
+        <w:t>常常遵守</w:t>
+      </w:r>
+      <w:r>
+        <w:rPr>
+          <w:lang w:val="zh_TW" w:bidi="zh_TW"/>
+        </w:rPr>
+        <w:t>〔</w:t>
+      </w:r>
+      <w:r>
+        <w:rPr>
+          <w:i/>
+          <w:lang w:val="zh_TW" w:bidi="zh_TW"/>
+        </w:rPr>
+        <w:t>menō en，</w:t>
+      </w:r>
+      <w:r>
+        <w:rPr>
+          <w:lang w:val="zh_TW" w:bidi="zh_TW"/>
+        </w:rPr>
+        <w:t>住在〕</w:t>
+      </w:r>
+      <w:r>
+        <w:rPr>
+          <w:lang w:val="zh_TW" w:bidi="zh_TW"/>
+        </w:rPr>
+        <w:t>我的道</w:t>
+      </w:r>
+      <w:r>
+        <w:rPr>
+          <w:lang w:val="zh_TW" w:bidi="zh_TW"/>
+        </w:rPr>
+        <w:t>，</w:t>
+      </w:r>
+      <w:r>
+        <w:rPr>
+          <w:lang w:val="zh_TW" w:bidi="zh_TW"/>
+        </w:rPr>
+        <w:t>就真是我的門徒</w:t>
+      </w:r>
+      <w:r>
+        <w:rPr>
+          <w:lang w:val="zh_TW" w:bidi="zh_TW"/>
+        </w:rPr>
+        <w:t>」（</w:t>
       </w:r>
       <w:hyperlink r:id="rId13">
         <w:r>
@@ -242,56 +310,14 @@
             <w:color w:val="0000EE"/>
             <w:u w:val="single"/>
           </w:rPr>
-          <w:t>創11:30，</w:t>
+          <w:t>約8:31</w:t>
         </w:r>
       </w:hyperlink>
-      <w:hyperlink r:id="rId14">
-        <w:r>
-          <w:rPr>
-            <w:lang w:val="zh_TW" w:bidi="zh_TW"/>
-          </w:rPr>
-          <w:rPr>
-            <w:color w:val="0000EE"/>
-            <w:u w:val="single"/>
-          </w:rPr>
-          <w:t>25:21，</w:t>
-        </w:r>
-      </w:hyperlink>
-      <w:hyperlink r:id="rId15">
-        <w:r>
-          <w:rPr>
-            <w:lang w:val="zh_TW" w:bidi="zh_TW"/>
-          </w:rPr>
-          <w:rPr>
-            <w:color w:val="0000EE"/>
-            <w:u w:val="single"/>
-          </w:rPr>
-          <w:t>29:31</w:t>
-        </w:r>
-      </w:hyperlink>
-      <w:r>
-        <w:rPr>
-          <w:lang w:val="zh_TW" w:bidi="zh_TW"/>
-        </w:rPr>
-        <w:t>；另見</w:t>
-      </w:r>
-      <w:hyperlink r:id="rId16">
-        <w:r>
-          <w:rPr>
-            <w:lang w:val="zh_TW" w:bidi="zh_TW"/>
-          </w:rPr>
-          <w:rPr>
-            <w:color w:val="0000EE"/>
-            <w:u w:val="single"/>
-          </w:rPr>
-          <w:t>撒上1:1–18</w:t>
-        </w:r>
-      </w:hyperlink>
-      <w:r>
-        <w:rPr>
-          <w:lang w:val="zh_TW" w:bidi="zh_TW"/>
-        </w:rPr>
-        <w:t>）。在那個文化中，兒女代表延續家族血脈、保護支派、提供勞動力；他們確保產業留在家族之內，能在父母年老時照顧他們，並舉行合宜的喪葬禮儀。</w:t>
+      <w:r>
+        <w:rPr>
+          <w:lang w:val="zh_TW" w:bidi="zh_TW"/>
+        </w:rPr>
+        <w:t>）。這表示，跟隨耶穌的人（門徒），其生命必須完全被祂的話語所塑造。</w:t>
       </w:r>
     </w:p>
     <w:p>
@@ -305,9 +331,9 @@
         <w:rPr>
           <w:lang w:val="zh_TW" w:bidi="zh_TW"/>
         </w:rPr>
-        <w:t>因此，在當時的社會中，不能生育對婦女來說是極大的羞辱（</w:t>
-      </w:r>
-      <w:hyperlink r:id="rId17">
+        <w:t>耶穌也曾解釋，子在父裡面，父也在子裡面（</w:t>
+      </w:r>
+      <w:hyperlink r:id="rId14">
         <w:r>
           <w:rPr>
             <w:lang w:val="zh_TW" w:bidi="zh_TW"/>
@@ -316,16 +342,16 @@
             <w:color w:val="0000EE"/>
             <w:u w:val="single"/>
           </w:rPr>
-          <w:t>詩113:9</w:t>
+          <w:t>約14:10–11</w:t>
         </w:r>
       </w:hyperlink>
       <w:r>
         <w:rPr>
           <w:lang w:val="zh_TW" w:bidi="zh_TW"/>
         </w:rPr>
-        <w:t>；</w:t>
-      </w:r>
-      <w:hyperlink r:id="rId18">
+        <w:t>）。同樣，當我們常在耶穌裡，子就在我們裡面，我們也就在父與子裡面（</w:t>
+      </w:r>
+      <w:hyperlink r:id="rId15">
         <w:r>
           <w:rPr>
             <w:lang w:val="zh_TW" w:bidi="zh_TW"/>
@@ -334,122 +360,14 @@
             <w:color w:val="0000EE"/>
             <w:u w:val="single"/>
           </w:rPr>
-          <w:t>箴30:15–16</w:t>
+          <w:t>17:21–23</w:t>
         </w:r>
       </w:hyperlink>
       <w:r>
         <w:rPr>
           <w:lang w:val="zh_TW" w:bidi="zh_TW"/>
         </w:rPr>
-        <w:t>；</w:t>
-      </w:r>
-      <w:hyperlink r:id="rId19">
-        <w:r>
-          <w:rPr>
-            <w:lang w:val="zh_TW" w:bidi="zh_TW"/>
-          </w:rPr>
-          <w:rPr>
-            <w:color w:val="0000EE"/>
-            <w:u w:val="single"/>
-          </w:rPr>
-          <w:t>賽54:1</w:t>
-        </w:r>
-      </w:hyperlink>
-      <w:r>
-        <w:rPr>
-          <w:lang w:val="zh_TW" w:bidi="zh_TW"/>
-        </w:rPr>
-        <w:t>）。她們認為自己是神所創造的生命器皿（</w:t>
-      </w:r>
-      <w:hyperlink r:id="rId20">
-        <w:r>
-          <w:rPr>
-            <w:lang w:val="zh_TW" w:bidi="zh_TW"/>
-          </w:rPr>
-          <w:rPr>
-            <w:color w:val="0000EE"/>
-            <w:u w:val="single"/>
-          </w:rPr>
-          <w:t>創1:28，</w:t>
-        </w:r>
-      </w:hyperlink>
-      <w:hyperlink r:id="rId21">
-        <w:r>
-          <w:rPr>
-            <w:lang w:val="zh_TW" w:bidi="zh_TW"/>
-          </w:rPr>
-          <w:rPr>
-            <w:color w:val="0000EE"/>
-            <w:u w:val="single"/>
-          </w:rPr>
-          <w:t>3:20</w:t>
-        </w:r>
-      </w:hyperlink>
-      <w:r>
-        <w:rPr>
-          <w:lang w:val="zh_TW" w:bidi="zh_TW"/>
-        </w:rPr>
-        <w:t>），所以不能生育常被視為失去祝福、失去人生目標與渴望的象徵（</w:t>
-      </w:r>
-      <w:hyperlink r:id="rId20">
-        <w:r>
-          <w:rPr>
-            <w:lang w:val="zh_TW" w:bidi="zh_TW"/>
-          </w:rPr>
-          <w:rPr>
-            <w:color w:val="0000EE"/>
-            <w:u w:val="single"/>
-          </w:rPr>
-          <w:t>1:28</w:t>
-        </w:r>
-      </w:hyperlink>
-      <w:r>
-        <w:rPr>
-          <w:lang w:val="zh_TW" w:bidi="zh_TW"/>
-        </w:rPr>
-        <w:t>）。不能生育帶來羞辱、譏笑與強烈的嫉妒（</w:t>
-      </w:r>
-      <w:hyperlink r:id="rId22">
-        <w:r>
-          <w:rPr>
-            <w:lang w:val="zh_TW" w:bidi="zh_TW"/>
-          </w:rPr>
-          <w:rPr>
-            <w:color w:val="0000EE"/>
-            <w:u w:val="single"/>
-          </w:rPr>
-          <w:t>撒上1:7；</w:t>
-        </w:r>
-      </w:hyperlink>
-      <w:hyperlink r:id="rId23">
-        <w:r>
-          <w:rPr>
-            <w:lang w:val="zh_TW" w:bidi="zh_TW"/>
-          </w:rPr>
-          <w:rPr>
-            <w:color w:val="0000EE"/>
-            <w:u w:val="single"/>
-          </w:rPr>
-          <w:t>創16:4，</w:t>
-        </w:r>
-      </w:hyperlink>
-      <w:hyperlink r:id="rId24">
-        <w:r>
-          <w:rPr>
-            <w:lang w:val="zh_TW" w:bidi="zh_TW"/>
-          </w:rPr>
-          <w:rPr>
-            <w:color w:val="0000EE"/>
-            <w:u w:val="single"/>
-          </w:rPr>
-          <w:t>30:1</w:t>
-        </w:r>
-      </w:hyperlink>
-      <w:r>
-        <w:rPr>
-          <w:lang w:val="zh_TW" w:bidi="zh_TW"/>
-        </w:rPr>
-        <w:t>）。</w:t>
+        <w:t>）。父與子一同住在門徒裡，使門徒成為衪們的「居所」。</w:t>
       </w:r>
     </w:p>
     <w:p>
@@ -463,9 +381,9 @@
         <w:rPr>
           <w:lang w:val="zh_TW" w:bidi="zh_TW"/>
         </w:rPr>
-        <w:t>在舊約聖經中，不能生育是與神有關的議題。創造之主掌管人的生育能力（</w:t>
-      </w:r>
-      <w:hyperlink r:id="rId25">
+        <w:t>這種彼此「內住」的關係，說明了門徒常在基督裡的意思。這份關係不是靠我們努力所能維持的；唯有藉著神憐憫的作為、聖靈的同在，才能持久長存。神與門徒都必須委身其中，這種關係不是暫時的，而是長久、永恆的（見</w:t>
+      </w:r>
+      <w:hyperlink r:id="rId16">
         <w:r>
           <w:rPr>
             <w:lang w:val="zh_TW" w:bidi="zh_TW"/>
@@ -474,10 +392,16 @@
             <w:color w:val="0000EE"/>
             <w:u w:val="single"/>
           </w:rPr>
-          <w:t>創20:17–18，</w:t>
+          <w:t>約一2:14</w:t>
         </w:r>
       </w:hyperlink>
-      <w:hyperlink r:id="rId26">
+      <w:r>
+        <w:rPr>
+          <w:lang w:val="zh_TW" w:bidi="zh_TW"/>
+        </w:rPr>
+        <w:t>、</w:t>
+      </w:r>
+      <w:hyperlink r:id="rId17">
         <w:r>
           <w:rPr>
             <w:lang w:val="zh_TW" w:bidi="zh_TW"/>
@@ -486,140 +410,14 @@
             <w:color w:val="0000EE"/>
             <w:u w:val="single"/>
           </w:rPr>
-          <w:t>30:2、</w:t>
+          <w:t>17</w:t>
         </w:r>
       </w:hyperlink>
-      <w:hyperlink r:id="rId27">
-        <w:r>
-          <w:rPr>
-            <w:lang w:val="zh_TW" w:bidi="zh_TW"/>
-          </w:rPr>
-          <w:rPr>
-            <w:color w:val="0000EE"/>
-            <w:u w:val="single"/>
-          </w:rPr>
-          <w:t>22–23</w:t>
-        </w:r>
-      </w:hyperlink>
-      <w:r>
-        <w:rPr>
-          <w:lang w:val="zh_TW" w:bidi="zh_TW"/>
-        </w:rPr>
-        <w:t>；</w:t>
-      </w:r>
-      <w:hyperlink r:id="rId28">
-        <w:r>
-          <w:rPr>
-            <w:lang w:val="zh_TW" w:bidi="zh_TW"/>
-          </w:rPr>
-          <w:rPr>
-            <w:color w:val="0000EE"/>
-            <w:u w:val="single"/>
-          </w:rPr>
-          <w:t>撒上1:6、</w:t>
-        </w:r>
-      </w:hyperlink>
-      <w:hyperlink r:id="rId29">
-        <w:r>
-          <w:rPr>
-            <w:lang w:val="zh_TW" w:bidi="zh_TW"/>
-          </w:rPr>
-          <w:rPr>
-            <w:color w:val="0000EE"/>
-            <w:u w:val="single"/>
-          </w:rPr>
-          <w:t>27</w:t>
-        </w:r>
-      </w:hyperlink>
-      <w:r>
-        <w:rPr>
-          <w:lang w:val="zh_TW" w:bidi="zh_TW"/>
-        </w:rPr>
-        <w:t>）。祂按著祂的計劃與應許，決定誰能懷孕（</w:t>
-      </w:r>
-      <w:hyperlink r:id="rId30">
-        <w:r>
-          <w:rPr>
-            <w:lang w:val="zh_TW" w:bidi="zh_TW"/>
-          </w:rPr>
-          <w:rPr>
-            <w:color w:val="0000EE"/>
-            <w:u w:val="single"/>
-          </w:rPr>
-          <w:t>創17:19，</w:t>
-        </w:r>
-      </w:hyperlink>
-      <w:hyperlink r:id="rId26">
-        <w:r>
-          <w:rPr>
-            <w:lang w:val="zh_TW" w:bidi="zh_TW"/>
-          </w:rPr>
-          <w:rPr>
-            <w:color w:val="0000EE"/>
-            <w:u w:val="single"/>
-          </w:rPr>
-          <w:t>30:2</w:t>
-        </w:r>
-      </w:hyperlink>
-      <w:r>
-        <w:rPr>
-          <w:lang w:val="zh_TW" w:bidi="zh_TW"/>
-        </w:rPr>
-        <w:t>；</w:t>
-      </w:r>
-      <w:hyperlink r:id="rId17">
-        <w:r>
-          <w:rPr>
-            <w:lang w:val="zh_TW" w:bidi="zh_TW"/>
-          </w:rPr>
-          <w:rPr>
-            <w:color w:val="0000EE"/>
-            <w:u w:val="single"/>
-          </w:rPr>
-          <w:t>詩113:9</w:t>
-        </w:r>
-      </w:hyperlink>
-      <w:r>
-        <w:rPr>
-          <w:lang w:val="zh_TW" w:bidi="zh_TW"/>
-        </w:rPr>
-        <w:t>；</w:t>
-      </w:r>
-      <w:hyperlink r:id="rId31">
-        <w:r>
-          <w:rPr>
-            <w:lang w:val="zh_TW" w:bidi="zh_TW"/>
-          </w:rPr>
-          <w:rPr>
-            <w:color w:val="0000EE"/>
-            <w:u w:val="single"/>
-          </w:rPr>
-          <w:t>路1:11–20</w:t>
-        </w:r>
-      </w:hyperlink>
-      <w:r>
-        <w:rPr>
-          <w:lang w:val="zh_TW" w:bidi="zh_TW"/>
-        </w:rPr>
-        <w:t>；</w:t>
-      </w:r>
-      <w:hyperlink r:id="rId32">
-        <w:r>
-          <w:rPr>
-            <w:lang w:val="zh_TW" w:bidi="zh_TW"/>
-          </w:rPr>
-          <w:rPr>
-            <w:color w:val="0000EE"/>
-            <w:u w:val="single"/>
-          </w:rPr>
-          <w:t>羅4:19</w:t>
-        </w:r>
-      </w:hyperlink>
-      <w:r>
-        <w:rPr>
-          <w:lang w:val="zh_TW" w:bidi="zh_TW"/>
-        </w:rPr>
-        <w:t>）。神往往會使人不能生育，作為祂賜下應許之子或特殊孩子的預備，以顯明這是出於祂的作為。</w:t>
+      <w:r>
+        <w:rPr>
+          <w:lang w:val="zh_TW" w:bidi="zh_TW"/>
+        </w:rPr>
+        <w:t>）。</w:t>
       </w:r>
     </w:p>
     <w:p>
@@ -631,93 +429,10 @@
       </w:r>
       <w:r>
         <w:rPr>
-          <w:lang w:val="zh_TW" w:bidi="zh_TW"/>
-        </w:rPr>
-        <w:t>無法懷孕是一種信心的試煉，也鼓勵人禱告與耐心等候（</w:t>
-      </w:r>
-      <w:hyperlink r:id="rId14">
-        <w:r>
-          <w:rPr>
-            <w:lang w:val="zh_TW" w:bidi="zh_TW"/>
-          </w:rPr>
-          <w:rPr>
-            <w:color w:val="0000EE"/>
-            <w:u w:val="single"/>
-          </w:rPr>
-          <w:t>創25:21</w:t>
-        </w:r>
-      </w:hyperlink>
-      <w:r>
-        <w:rPr>
-          <w:lang w:val="zh_TW" w:bidi="zh_TW"/>
-        </w:rPr>
-        <w:t>；</w:t>
-      </w:r>
-      <w:hyperlink r:id="rId33">
-        <w:r>
-          <w:rPr>
-            <w:lang w:val="zh_TW" w:bidi="zh_TW"/>
-          </w:rPr>
-          <w:rPr>
-            <w:color w:val="0000EE"/>
-            <w:u w:val="single"/>
-          </w:rPr>
-          <w:t>撒上1:11</w:t>
-        </w:r>
-      </w:hyperlink>
-      <w:r>
-        <w:rPr>
-          <w:lang w:val="zh_TW" w:bidi="zh_TW"/>
-        </w:rPr>
-        <w:t>）。亞伯拉罕在得著兒子之前，就已學會信靠神的（</w:t>
-      </w:r>
-      <w:hyperlink r:id="rId34">
-        <w:r>
-          <w:rPr>
-            <w:lang w:val="zh_TW" w:bidi="zh_TW"/>
-          </w:rPr>
-          <w:rPr>
-            <w:color w:val="0000EE"/>
-            <w:u w:val="single"/>
-          </w:rPr>
-          <w:t>創15:4–6，</w:t>
-        </w:r>
-      </w:hyperlink>
-      <w:hyperlink r:id="rId35">
-        <w:r>
-          <w:rPr>
-            <w:lang w:val="zh_TW" w:bidi="zh_TW"/>
-          </w:rPr>
-          <w:rPr>
-            <w:color w:val="0000EE"/>
-            <w:u w:val="single"/>
-          </w:rPr>
-          <w:t>17:15–21</w:t>
-        </w:r>
-      </w:hyperlink>
-      <w:r>
-        <w:rPr>
-          <w:lang w:val="zh_TW" w:bidi="zh_TW"/>
-        </w:rPr>
-        <w:t>；</w:t>
-      </w:r>
-      <w:hyperlink r:id="rId36">
-        <w:r>
-          <w:rPr>
-            <w:lang w:val="zh_TW" w:bidi="zh_TW"/>
-          </w:rPr>
-          <w:rPr>
-            <w:color w:val="0000EE"/>
-            <w:u w:val="single"/>
-          </w:rPr>
-          <w:t>羅4:20–22</w:t>
-        </w:r>
-      </w:hyperlink>
-      <w:r>
-        <w:rPr>
-          <w:lang w:val="zh_TW" w:bidi="zh_TW"/>
-        </w:rPr>
-        <w:t>）。當一對不能生育的夫婦得著孩子時，這顯出神的信實與創造大能。</w:t>
+          <w:u w:val="single"/>
+          <w:lang w:val="zh_TW" w:bidi="zh_TW"/>
+        </w:rPr>
+        <w:t>進深研究的經文段落</w:t>
       </w:r>
     </w:p>
     <w:p>
@@ -727,34 +442,365 @@
           <w:lang w:val="zh_TW" w:bidi="zh_TW"/>
         </w:rPr>
       </w:r>
-      <w:r>
-        <w:rPr>
-          <w:lang w:val="zh_TW" w:bidi="zh_TW"/>
-        </w:rPr>
-        <w:t>神的延遲並不總是拒絕，祂藉此提醒人們要在試煉中成長，也要珍惜兒女是神所賜的禮物。沒有孩子的家庭可以專注於對神的奉獻，甘心順服祂的旨意。有些夫妻可能終其一生都不能生育，神的子民不應孤立這些經歷不育的人，而應該以愛心與支持來陪伴他們。</w:t>
-      </w:r>
-    </w:p>
-    <w:p>
-      <w:pPr/>
-      <w:r>
-        <w:rPr>
-          <w:lang w:val="zh_TW" w:bidi="zh_TW"/>
-        </w:rPr>
-      </w:r>
-      <w:r>
-        <w:rPr>
-          <w:u w:val="single"/>
-          <w:lang w:val="zh_TW" w:bidi="zh_TW"/>
-        </w:rPr>
-        <w:t>進深研究的經文段落</w:t>
-      </w:r>
-    </w:p>
-    <w:p>
-      <w:pPr/>
-      <w:r>
-        <w:rPr>
-          <w:lang w:val="zh_TW" w:bidi="zh_TW"/>
-        </w:rPr>
+      <w:hyperlink r:id="rId18">
+        <w:r>
+          <w:rPr>
+            <w:lang w:val="zh_TW" w:bidi="zh_TW"/>
+          </w:rPr>
+          <w:rPr>
+            <w:color w:val="0000EE"/>
+            <w:u w:val="single"/>
+          </w:rPr>
+          <w:t>出33:11</w:t>
+        </w:r>
+      </w:hyperlink>
+      <w:r>
+        <w:rPr>
+          <w:lang w:val="zh_TW" w:bidi="zh_TW"/>
+        </w:rPr>
+        <w:t>，</w:t>
+      </w:r>
+      <w:hyperlink r:id="rId19">
+        <w:r>
+          <w:rPr>
+            <w:lang w:val="zh_TW" w:bidi="zh_TW"/>
+          </w:rPr>
+          <w:rPr>
+            <w:color w:val="0000EE"/>
+            <w:u w:val="single"/>
+          </w:rPr>
+          <w:t>34:28</w:t>
+        </w:r>
+      </w:hyperlink>
+      <w:r>
+        <w:rPr>
+          <w:lang w:val="zh_TW" w:bidi="zh_TW"/>
+        </w:rPr>
+        <w:t>；</w:t>
+      </w:r>
+      <w:hyperlink r:id="rId20">
+        <w:r>
+          <w:rPr>
+            <w:lang w:val="zh_TW" w:bidi="zh_TW"/>
+          </w:rPr>
+          <w:rPr>
+            <w:color w:val="0000EE"/>
+            <w:u w:val="single"/>
+          </w:rPr>
+          <w:t>書7:11–12</w:t>
+        </w:r>
+      </w:hyperlink>
+      <w:r>
+        <w:rPr>
+          <w:lang w:val="zh_TW" w:bidi="zh_TW"/>
+        </w:rPr>
+        <w:t>；</w:t>
+      </w:r>
+      <w:hyperlink r:id="rId21">
+        <w:r>
+          <w:rPr>
+            <w:lang w:val="zh_TW" w:bidi="zh_TW"/>
+          </w:rPr>
+          <w:rPr>
+            <w:color w:val="0000EE"/>
+            <w:u w:val="single"/>
+          </w:rPr>
+          <w:t>撒上16:22</w:t>
+        </w:r>
+      </w:hyperlink>
+      <w:r>
+        <w:rPr>
+          <w:lang w:val="zh_TW" w:bidi="zh_TW"/>
+        </w:rPr>
+        <w:t>；</w:t>
+      </w:r>
+      <w:hyperlink r:id="rId22">
+        <w:r>
+          <w:rPr>
+            <w:lang w:val="zh_TW" w:bidi="zh_TW"/>
+          </w:rPr>
+          <w:rPr>
+            <w:color w:val="0000EE"/>
+            <w:u w:val="single"/>
+          </w:rPr>
+          <w:t>詩22:11</w:t>
+        </w:r>
+      </w:hyperlink>
+      <w:r>
+        <w:rPr>
+          <w:lang w:val="zh_TW" w:bidi="zh_TW"/>
+        </w:rPr>
+        <w:t>、</w:t>
+      </w:r>
+      <w:hyperlink r:id="rId23">
+        <w:r>
+          <w:rPr>
+            <w:lang w:val="zh_TW" w:bidi="zh_TW"/>
+          </w:rPr>
+          <w:rPr>
+            <w:color w:val="0000EE"/>
+            <w:u w:val="single"/>
+          </w:rPr>
+          <w:t>19</w:t>
+        </w:r>
+      </w:hyperlink>
+      <w:r>
+        <w:rPr>
+          <w:lang w:val="zh_TW" w:bidi="zh_TW"/>
+        </w:rPr>
+        <w:t>，</w:t>
+      </w:r>
+      <w:hyperlink r:id="rId24">
+        <w:r>
+          <w:rPr>
+            <w:lang w:val="zh_TW" w:bidi="zh_TW"/>
+          </w:rPr>
+          <w:rPr>
+            <w:color w:val="0000EE"/>
+            <w:u w:val="single"/>
+          </w:rPr>
+          <w:t>101:7</w:t>
+        </w:r>
+      </w:hyperlink>
+      <w:r>
+        <w:rPr>
+          <w:lang w:val="zh_TW" w:bidi="zh_TW"/>
+        </w:rPr>
+        <w:t>；</w:t>
+      </w:r>
+      <w:hyperlink r:id="rId25">
+        <w:r>
+          <w:rPr>
+            <w:lang w:val="zh_TW" w:bidi="zh_TW"/>
+          </w:rPr>
+          <w:rPr>
+            <w:color w:val="0000EE"/>
+            <w:u w:val="single"/>
+          </w:rPr>
+          <w:t>但1:21</w:t>
+        </w:r>
+      </w:hyperlink>
+      <w:r>
+        <w:rPr>
+          <w:lang w:val="zh_TW" w:bidi="zh_TW"/>
+        </w:rPr>
+        <w:t>，</w:t>
+      </w:r>
+      <w:hyperlink r:id="rId26">
+        <w:r>
+          <w:rPr>
+            <w:lang w:val="zh_TW" w:bidi="zh_TW"/>
+          </w:rPr>
+          <w:rPr>
+            <w:color w:val="0000EE"/>
+            <w:u w:val="single"/>
+          </w:rPr>
+          <w:t>2:49</w:t>
+        </w:r>
+      </w:hyperlink>
+      <w:r>
+        <w:rPr>
+          <w:lang w:val="zh_TW" w:bidi="zh_TW"/>
+        </w:rPr>
+        <w:t>；</w:t>
+      </w:r>
+      <w:hyperlink r:id="rId27">
+        <w:r>
+          <w:rPr>
+            <w:lang w:val="zh_TW" w:bidi="zh_TW"/>
+          </w:rPr>
+          <w:rPr>
+            <w:color w:val="0000EE"/>
+            <w:u w:val="single"/>
+          </w:rPr>
+          <w:t>該2:5</w:t>
+        </w:r>
+      </w:hyperlink>
+      <w:r>
+        <w:rPr>
+          <w:lang w:val="zh_TW" w:bidi="zh_TW"/>
+        </w:rPr>
+        <w:t>；</w:t>
+      </w:r>
+      <w:hyperlink r:id="rId28">
+        <w:r>
+          <w:rPr>
+            <w:lang w:val="zh_TW" w:bidi="zh_TW"/>
+          </w:rPr>
+          <w:rPr>
+            <w:color w:val="0000EE"/>
+            <w:u w:val="single"/>
+          </w:rPr>
+          <w:t>路15:31</w:t>
+        </w:r>
+      </w:hyperlink>
+      <w:r>
+        <w:rPr>
+          <w:lang w:val="zh_TW" w:bidi="zh_TW"/>
+        </w:rPr>
+        <w:t>，</w:t>
+      </w:r>
+      <w:hyperlink r:id="rId29">
+        <w:r>
+          <w:rPr>
+            <w:lang w:val="zh_TW" w:bidi="zh_TW"/>
+          </w:rPr>
+          <w:rPr>
+            <w:color w:val="0000EE"/>
+            <w:u w:val="single"/>
+          </w:rPr>
+          <w:t>22:28</w:t>
+        </w:r>
+      </w:hyperlink>
+      <w:r>
+        <w:rPr>
+          <w:lang w:val="zh_TW" w:bidi="zh_TW"/>
+        </w:rPr>
+        <w:t>；</w:t>
+      </w:r>
+      <w:hyperlink r:id="rId30">
+        <w:r>
+          <w:rPr>
+            <w:lang w:val="zh_TW" w:bidi="zh_TW"/>
+          </w:rPr>
+          <w:rPr>
+            <w:color w:val="0000EE"/>
+            <w:u w:val="single"/>
+          </w:rPr>
+          <w:t>約6:56</w:t>
+        </w:r>
+      </w:hyperlink>
+      <w:r>
+        <w:rPr>
+          <w:lang w:val="zh_TW" w:bidi="zh_TW"/>
+        </w:rPr>
+        <w:t>，</w:t>
+      </w:r>
+      <w:hyperlink r:id="rId13">
+        <w:r>
+          <w:rPr>
+            <w:lang w:val="zh_TW" w:bidi="zh_TW"/>
+          </w:rPr>
+          <w:rPr>
+            <w:color w:val="0000EE"/>
+            <w:u w:val="single"/>
+          </w:rPr>
+          <w:t>8:31</w:t>
+        </w:r>
+      </w:hyperlink>
+      <w:r>
+        <w:rPr>
+          <w:lang w:val="zh_TW" w:bidi="zh_TW"/>
+        </w:rPr>
+        <w:t>，</w:t>
+      </w:r>
+      <w:hyperlink r:id="rId31">
+        <w:r>
+          <w:rPr>
+            <w:lang w:val="zh_TW" w:bidi="zh_TW"/>
+          </w:rPr>
+          <w:rPr>
+            <w:color w:val="0000EE"/>
+            <w:u w:val="single"/>
+          </w:rPr>
+          <w:t>15:1–17</w:t>
+        </w:r>
+      </w:hyperlink>
+      <w:r>
+        <w:rPr>
+          <w:lang w:val="zh_TW" w:bidi="zh_TW"/>
+        </w:rPr>
+        <w:t>；</w:t>
+      </w:r>
+      <w:hyperlink r:id="rId32">
+        <w:r>
+          <w:rPr>
+            <w:lang w:val="zh_TW" w:bidi="zh_TW"/>
+          </w:rPr>
+          <w:rPr>
+            <w:color w:val="0000EE"/>
+            <w:u w:val="single"/>
+          </w:rPr>
+          <w:t>腓4:1</w:t>
+        </w:r>
+      </w:hyperlink>
+      <w:r>
+        <w:rPr>
+          <w:lang w:val="zh_TW" w:bidi="zh_TW"/>
+        </w:rPr>
+        <w:t>；</w:t>
+      </w:r>
+      <w:hyperlink r:id="rId33">
+        <w:r>
+          <w:rPr>
+            <w:lang w:val="zh_TW" w:bidi="zh_TW"/>
+          </w:rPr>
+          <w:rPr>
+            <w:color w:val="0000EE"/>
+            <w:u w:val="single"/>
+          </w:rPr>
+          <w:t>約一2:19</w:t>
+        </w:r>
+      </w:hyperlink>
+      <w:r>
+        <w:rPr>
+          <w:lang w:val="zh_TW" w:bidi="zh_TW"/>
+        </w:rPr>
+        <w:t>、</w:t>
+      </w:r>
+      <w:hyperlink r:id="rId34">
+        <w:r>
+          <w:rPr>
+            <w:lang w:val="zh_TW" w:bidi="zh_TW"/>
+          </w:rPr>
+          <w:rPr>
+            <w:color w:val="0000EE"/>
+            <w:u w:val="single"/>
+          </w:rPr>
+          <w:t>27–28</w:t>
+        </w:r>
+      </w:hyperlink>
+      <w:r>
+        <w:rPr>
+          <w:lang w:val="zh_TW" w:bidi="zh_TW"/>
+        </w:rPr>
+        <w:t>，</w:t>
+      </w:r>
+      <w:hyperlink r:id="rId35">
+        <w:r>
+          <w:rPr>
+            <w:lang w:val="zh_TW" w:bidi="zh_TW"/>
+          </w:rPr>
+          <w:rPr>
+            <w:color w:val="0000EE"/>
+            <w:u w:val="single"/>
+          </w:rPr>
+          <w:t>3:24</w:t>
+        </w:r>
+      </w:hyperlink>
+      <w:r>
+        <w:rPr>
+          <w:lang w:val="zh_TW" w:bidi="zh_TW"/>
+        </w:rPr>
+        <w:t>；</w:t>
+      </w:r>
+      <w:hyperlink r:id="rId36">
+        <w:r>
+          <w:rPr>
+            <w:lang w:val="zh_TW" w:bidi="zh_TW"/>
+          </w:rPr>
+          <w:rPr>
+            <w:color w:val="0000EE"/>
+            <w:u w:val="single"/>
+          </w:rPr>
+          <w:t>約二1:9</w:t>
+        </w:r>
+      </w:hyperlink>
+      <w:r>
+        <w:rPr>
+          <w:lang w:val="zh_TW" w:bidi="zh_TW"/>
+        </w:rPr>
+        <w:t>；</w:t>
       </w:r>
       <w:hyperlink r:id="rId37">
         <w:r>
@@ -765,7 +811,7 @@
             <w:color w:val="0000EE"/>
             <w:u w:val="single"/>
           </w:rPr>
-          <w:t>創16:1–6</w:t>
+          <w:t>啟2:10</w:t>
         </w:r>
       </w:hyperlink>
       <w:r>
@@ -774,7 +820,7 @@
         </w:rPr>
         <w:t>，</w:t>
       </w:r>
-      <w:hyperlink r:id="rId35">
+      <w:hyperlink r:id="rId38">
         <w:r>
           <w:rPr>
             <w:lang w:val="zh_TW" w:bidi="zh_TW"/>
@@ -783,295 +829,7 @@
             <w:color w:val="0000EE"/>
             <w:u w:val="single"/>
           </w:rPr>
-          <w:t>17:15–21</w:t>
-        </w:r>
-      </w:hyperlink>
-      <w:r>
-        <w:rPr>
-          <w:lang w:val="zh_TW" w:bidi="zh_TW"/>
-        </w:rPr>
-        <w:t>，</w:t>
-      </w:r>
-      <w:hyperlink r:id="rId25">
-        <w:r>
-          <w:rPr>
-            <w:lang w:val="zh_TW" w:bidi="zh_TW"/>
-          </w:rPr>
-          <w:rPr>
-            <w:color w:val="0000EE"/>
-            <w:u w:val="single"/>
-          </w:rPr>
-          <w:t>20:17–18</w:t>
-        </w:r>
-      </w:hyperlink>
-      <w:r>
-        <w:rPr>
-          <w:lang w:val="zh_TW" w:bidi="zh_TW"/>
-        </w:rPr>
-        <w:t>，</w:t>
-      </w:r>
-      <w:hyperlink r:id="rId14">
-        <w:r>
-          <w:rPr>
-            <w:lang w:val="zh_TW" w:bidi="zh_TW"/>
-          </w:rPr>
-          <w:rPr>
-            <w:color w:val="0000EE"/>
-            <w:u w:val="single"/>
-          </w:rPr>
-          <w:t>25:21</w:t>
-        </w:r>
-      </w:hyperlink>
-      <w:r>
-        <w:rPr>
-          <w:lang w:val="zh_TW" w:bidi="zh_TW"/>
-        </w:rPr>
-        <w:t>，</w:t>
-      </w:r>
-      <w:hyperlink r:id="rId15">
-        <w:r>
-          <w:rPr>
-            <w:lang w:val="zh_TW" w:bidi="zh_TW"/>
-          </w:rPr>
-          <w:rPr>
-            <w:color w:val="0000EE"/>
-            <w:u w:val="single"/>
-          </w:rPr>
-          <w:t>29:31</w:t>
-        </w:r>
-      </w:hyperlink>
-      <w:r>
-        <w:rPr>
-          <w:lang w:val="zh_TW" w:bidi="zh_TW"/>
-        </w:rPr>
-        <w:t>，</w:t>
-      </w:r>
-      <w:hyperlink r:id="rId38">
-        <w:r>
-          <w:rPr>
-            <w:lang w:val="zh_TW" w:bidi="zh_TW"/>
-          </w:rPr>
-          <w:rPr>
-            <w:color w:val="0000EE"/>
-            <w:u w:val="single"/>
-          </w:rPr>
-          <w:t>30:1–2</w:t>
-        </w:r>
-      </w:hyperlink>
-      <w:r>
-        <w:rPr>
-          <w:lang w:val="zh_TW" w:bidi="zh_TW"/>
-        </w:rPr>
-        <w:t>、</w:t>
-      </w:r>
-      <w:hyperlink r:id="rId39">
-        <w:r>
-          <w:rPr>
-            <w:lang w:val="zh_TW" w:bidi="zh_TW"/>
-          </w:rPr>
-          <w:rPr>
-            <w:color w:val="0000EE"/>
-            <w:u w:val="single"/>
-          </w:rPr>
-          <w:t>22–24</w:t>
-        </w:r>
-      </w:hyperlink>
-      <w:r>
-        <w:rPr>
-          <w:lang w:val="zh_TW" w:bidi="zh_TW"/>
-        </w:rPr>
-        <w:t>；</w:t>
-      </w:r>
-      <w:hyperlink r:id="rId40">
-        <w:r>
-          <w:rPr>
-            <w:lang w:val="zh_TW" w:bidi="zh_TW"/>
-          </w:rPr>
-          <w:rPr>
-            <w:color w:val="0000EE"/>
-            <w:u w:val="single"/>
-          </w:rPr>
-          <w:t>出23:25–26</w:t>
-        </w:r>
-      </w:hyperlink>
-      <w:r>
-        <w:rPr>
-          <w:lang w:val="zh_TW" w:bidi="zh_TW"/>
-        </w:rPr>
-        <w:t>；</w:t>
-      </w:r>
-      <w:hyperlink r:id="rId41">
-        <w:r>
-          <w:rPr>
-            <w:lang w:val="zh_TW" w:bidi="zh_TW"/>
-          </w:rPr>
-          <w:rPr>
-            <w:color w:val="0000EE"/>
-            <w:u w:val="single"/>
-          </w:rPr>
-          <w:t>申7:12–15</w:t>
-        </w:r>
-      </w:hyperlink>
-      <w:r>
-        <w:rPr>
-          <w:lang w:val="zh_TW" w:bidi="zh_TW"/>
-        </w:rPr>
-        <w:t>；</w:t>
-      </w:r>
-      <w:hyperlink r:id="rId42">
-        <w:r>
-          <w:rPr>
-            <w:lang w:val="zh_TW" w:bidi="zh_TW"/>
-          </w:rPr>
-          <w:rPr>
-            <w:color w:val="0000EE"/>
-            <w:u w:val="single"/>
-          </w:rPr>
-          <w:t>士13:2–5</w:t>
-        </w:r>
-      </w:hyperlink>
-      <w:r>
-        <w:rPr>
-          <w:lang w:val="zh_TW" w:bidi="zh_TW"/>
-        </w:rPr>
-        <w:t>；</w:t>
-      </w:r>
-      <w:hyperlink r:id="rId43">
-        <w:r>
-          <w:rPr>
-            <w:lang w:val="zh_TW" w:bidi="zh_TW"/>
-          </w:rPr>
-          <w:rPr>
-            <w:color w:val="0000EE"/>
-            <w:u w:val="single"/>
-          </w:rPr>
-          <w:t>撒上1:2–28</w:t>
-        </w:r>
-      </w:hyperlink>
-      <w:r>
-        <w:rPr>
-          <w:lang w:val="zh_TW" w:bidi="zh_TW"/>
-        </w:rPr>
-        <w:t>，</w:t>
-      </w:r>
-      <w:hyperlink r:id="rId44">
-        <w:r>
-          <w:rPr>
-            <w:lang w:val="zh_TW" w:bidi="zh_TW"/>
-          </w:rPr>
-          <w:rPr>
-            <w:color w:val="0000EE"/>
-            <w:u w:val="single"/>
-          </w:rPr>
-          <w:t>2:5–7</w:t>
-        </w:r>
-      </w:hyperlink>
-      <w:r>
-        <w:rPr>
-          <w:lang w:val="zh_TW" w:bidi="zh_TW"/>
-        </w:rPr>
-        <w:t>；</w:t>
-      </w:r>
-      <w:hyperlink r:id="rId45">
-        <w:r>
-          <w:rPr>
-            <w:lang w:val="zh_TW" w:bidi="zh_TW"/>
-          </w:rPr>
-          <w:rPr>
-            <w:color w:val="0000EE"/>
-            <w:u w:val="single"/>
-          </w:rPr>
-          <w:t>詩113:5–9</w:t>
-        </w:r>
-      </w:hyperlink>
-      <w:r>
-        <w:rPr>
-          <w:lang w:val="zh_TW" w:bidi="zh_TW"/>
-        </w:rPr>
-        <w:t>；</w:t>
-      </w:r>
-      <w:hyperlink r:id="rId46">
-        <w:r>
-          <w:rPr>
-            <w:lang w:val="zh_TW" w:bidi="zh_TW"/>
-          </w:rPr>
-          <w:rPr>
-            <w:color w:val="0000EE"/>
-            <w:u w:val="single"/>
-          </w:rPr>
-          <w:t>賽54:1–3</w:t>
-        </w:r>
-      </w:hyperlink>
-      <w:r>
-        <w:rPr>
-          <w:lang w:val="zh_TW" w:bidi="zh_TW"/>
-        </w:rPr>
-        <w:t>；</w:t>
-      </w:r>
-      <w:hyperlink r:id="rId47">
-        <w:r>
-          <w:rPr>
-            <w:lang w:val="zh_TW" w:bidi="zh_TW"/>
-          </w:rPr>
-          <w:rPr>
-            <w:color w:val="0000EE"/>
-            <w:u w:val="single"/>
-          </w:rPr>
-          <w:t>路1:5–25</w:t>
-        </w:r>
-      </w:hyperlink>
-      <w:r>
-        <w:rPr>
-          <w:lang w:val="zh_TW" w:bidi="zh_TW"/>
-        </w:rPr>
-        <w:t>；</w:t>
-      </w:r>
-      <w:hyperlink r:id="rId48">
-        <w:r>
-          <w:rPr>
-            <w:lang w:val="zh_TW" w:bidi="zh_TW"/>
-          </w:rPr>
-          <w:rPr>
-            <w:color w:val="0000EE"/>
-            <w:u w:val="single"/>
-          </w:rPr>
-          <w:t>羅4:19–22</w:t>
-        </w:r>
-      </w:hyperlink>
-      <w:r>
-        <w:rPr>
-          <w:lang w:val="zh_TW" w:bidi="zh_TW"/>
-        </w:rPr>
-        <w:t>；</w:t>
-      </w:r>
-      <w:hyperlink r:id="rId49">
-        <w:r>
-          <w:rPr>
-            <w:lang w:val="zh_TW" w:bidi="zh_TW"/>
-          </w:rPr>
-          <w:rPr>
-            <w:color w:val="0000EE"/>
-            <w:u w:val="single"/>
-          </w:rPr>
-          <w:t>加4:24–28</w:t>
-        </w:r>
-      </w:hyperlink>
-      <w:r>
-        <w:rPr>
-          <w:lang w:val="zh_TW" w:bidi="zh_TW"/>
-        </w:rPr>
-        <w:t>；</w:t>
-      </w:r>
-      <w:hyperlink r:id="rId50">
-        <w:r>
-          <w:rPr>
-            <w:lang w:val="zh_TW" w:bidi="zh_TW"/>
-          </w:rPr>
-          <w:rPr>
-            <w:color w:val="0000EE"/>
-            <w:u w:val="single"/>
-          </w:rPr>
-          <w:t>來11:11–12</w:t>
+          <w:t>13:10</w:t>
         </w:r>
       </w:hyperlink>
       <w:r>

--- a/zht/docx/007.content.docx
+++ b/zht/docx/007.content.docx
@@ -19,7 +19,7 @@
         <w:rPr>
           <w:lang w:val="zh_TW" w:bidi="zh_TW"/>
         </w:rPr>
-        <w:t>Resource: Tyndale Open Study Notes</w:t>
+        <w:t>Resource: Aquifer Open Study Notes (Themes)</w:t>
       </w:r>
       <w:r>
         <w:rPr>
@@ -112,7 +112,7 @@
         <w:rPr>
           <w:lang w:val="zh_TW" w:bidi="zh_TW"/>
         </w:rPr>
-        <w:t>Tyndale Open Study Notes</w:t>
+        <w:t>Aquifer Open Study Notes (Themes)</w:t>
       </w:r>
     </w:p>
     <w:p>

--- a/zht/docx/007.content.docx
+++ b/zht/docx/007.content.docx
@@ -301,18 +301,12 @@
         </w:rPr>
         <w:t>」（</w:t>
       </w:r>
-      <w:hyperlink r:id="rId13">
-        <w:r>
-          <w:rPr>
-            <w:lang w:val="zh_TW" w:bidi="zh_TW"/>
-          </w:rPr>
-          <w:rPr>
-            <w:color w:val="0000EE"/>
-            <w:u w:val="single"/>
-          </w:rPr>
-          <w:t>約8:31</w:t>
-        </w:r>
-      </w:hyperlink>
+      <w:r>
+        <w:rPr>
+          <w:lang w:val="zh_TW" w:bidi="zh_TW"/>
+        </w:rPr>
+        <w:t>約8:31</w:t>
+      </w:r>
       <w:r>
         <w:rPr>
           <w:lang w:val="zh_TW" w:bidi="zh_TW"/>
@@ -333,36 +327,24 @@
         </w:rPr>
         <w:t>耶穌也曾解釋，子在父裡面，父也在子裡面（</w:t>
       </w:r>
-      <w:hyperlink r:id="rId14">
-        <w:r>
-          <w:rPr>
-            <w:lang w:val="zh_TW" w:bidi="zh_TW"/>
-          </w:rPr>
-          <w:rPr>
-            <w:color w:val="0000EE"/>
-            <w:u w:val="single"/>
-          </w:rPr>
-          <w:t>約14:10–11</w:t>
-        </w:r>
-      </w:hyperlink>
+      <w:r>
+        <w:rPr>
+          <w:lang w:val="zh_TW" w:bidi="zh_TW"/>
+        </w:rPr>
+        <w:t>約14:10–11</w:t>
+      </w:r>
       <w:r>
         <w:rPr>
           <w:lang w:val="zh_TW" w:bidi="zh_TW"/>
         </w:rPr>
         <w:t>）。同樣，當我們常在耶穌裡，子就在我們裡面，我們也就在父與子裡面（</w:t>
       </w:r>
-      <w:hyperlink r:id="rId15">
-        <w:r>
-          <w:rPr>
-            <w:lang w:val="zh_TW" w:bidi="zh_TW"/>
-          </w:rPr>
-          <w:rPr>
-            <w:color w:val="0000EE"/>
-            <w:u w:val="single"/>
-          </w:rPr>
-          <w:t>17:21–23</w:t>
-        </w:r>
-      </w:hyperlink>
+      <w:r>
+        <w:rPr>
+          <w:lang w:val="zh_TW" w:bidi="zh_TW"/>
+        </w:rPr>
+        <w:t>17:21–23</w:t>
+      </w:r>
       <w:r>
         <w:rPr>
           <w:lang w:val="zh_TW" w:bidi="zh_TW"/>
@@ -383,36 +365,24 @@
         </w:rPr>
         <w:t>這種彼此「內住」的關係，說明了門徒常在基督裡的意思。這份關係不是靠我們努力所能維持的；唯有藉著神憐憫的作為、聖靈的同在，才能持久長存。神與門徒都必須委身其中，這種關係不是暫時的，而是長久、永恆的（見</w:t>
       </w:r>
-      <w:hyperlink r:id="rId16">
-        <w:r>
-          <w:rPr>
-            <w:lang w:val="zh_TW" w:bidi="zh_TW"/>
-          </w:rPr>
-          <w:rPr>
-            <w:color w:val="0000EE"/>
-            <w:u w:val="single"/>
-          </w:rPr>
-          <w:t>約一2:14</w:t>
-        </w:r>
-      </w:hyperlink>
+      <w:r>
+        <w:rPr>
+          <w:lang w:val="zh_TW" w:bidi="zh_TW"/>
+        </w:rPr>
+        <w:t>約一2:14</w:t>
+      </w:r>
       <w:r>
         <w:rPr>
           <w:lang w:val="zh_TW" w:bidi="zh_TW"/>
         </w:rPr>
         <w:t>、</w:t>
       </w:r>
-      <w:hyperlink r:id="rId17">
-        <w:r>
-          <w:rPr>
-            <w:lang w:val="zh_TW" w:bidi="zh_TW"/>
-          </w:rPr>
-          <w:rPr>
-            <w:color w:val="0000EE"/>
-            <w:u w:val="single"/>
-          </w:rPr>
-          <w:t>17</w:t>
-        </w:r>
-      </w:hyperlink>
+      <w:r>
+        <w:rPr>
+          <w:lang w:val="zh_TW" w:bidi="zh_TW"/>
+        </w:rPr>
+        <w:t>17</w:t>
+      </w:r>
       <w:r>
         <w:rPr>
           <w:lang w:val="zh_TW" w:bidi="zh_TW"/>
@@ -442,396 +412,264 @@
           <w:lang w:val="zh_TW" w:bidi="zh_TW"/>
         </w:rPr>
       </w:r>
-      <w:hyperlink r:id="rId18">
-        <w:r>
-          <w:rPr>
-            <w:lang w:val="zh_TW" w:bidi="zh_TW"/>
-          </w:rPr>
-          <w:rPr>
-            <w:color w:val="0000EE"/>
-            <w:u w:val="single"/>
-          </w:rPr>
-          <w:t>出33:11</w:t>
-        </w:r>
-      </w:hyperlink>
+      <w:r>
+        <w:rPr>
+          <w:lang w:val="zh_TW" w:bidi="zh_TW"/>
+        </w:rPr>
+        <w:t>出33:11</w:t>
+      </w:r>
       <w:r>
         <w:rPr>
           <w:lang w:val="zh_TW" w:bidi="zh_TW"/>
         </w:rPr>
         <w:t>，</w:t>
       </w:r>
-      <w:hyperlink r:id="rId19">
-        <w:r>
-          <w:rPr>
-            <w:lang w:val="zh_TW" w:bidi="zh_TW"/>
-          </w:rPr>
-          <w:rPr>
-            <w:color w:val="0000EE"/>
-            <w:u w:val="single"/>
-          </w:rPr>
-          <w:t>34:28</w:t>
-        </w:r>
-      </w:hyperlink>
+      <w:r>
+        <w:rPr>
+          <w:lang w:val="zh_TW" w:bidi="zh_TW"/>
+        </w:rPr>
+        <w:t>34:28</w:t>
+      </w:r>
       <w:r>
         <w:rPr>
           <w:lang w:val="zh_TW" w:bidi="zh_TW"/>
         </w:rPr>
         <w:t>；</w:t>
       </w:r>
-      <w:hyperlink r:id="rId20">
-        <w:r>
-          <w:rPr>
-            <w:lang w:val="zh_TW" w:bidi="zh_TW"/>
-          </w:rPr>
-          <w:rPr>
-            <w:color w:val="0000EE"/>
-            <w:u w:val="single"/>
-          </w:rPr>
-          <w:t>書7:11–12</w:t>
-        </w:r>
-      </w:hyperlink>
+      <w:r>
+        <w:rPr>
+          <w:lang w:val="zh_TW" w:bidi="zh_TW"/>
+        </w:rPr>
+        <w:t>書7:11–12</w:t>
+      </w:r>
       <w:r>
         <w:rPr>
           <w:lang w:val="zh_TW" w:bidi="zh_TW"/>
         </w:rPr>
         <w:t>；</w:t>
       </w:r>
-      <w:hyperlink r:id="rId21">
-        <w:r>
-          <w:rPr>
-            <w:lang w:val="zh_TW" w:bidi="zh_TW"/>
-          </w:rPr>
-          <w:rPr>
-            <w:color w:val="0000EE"/>
-            <w:u w:val="single"/>
-          </w:rPr>
-          <w:t>撒上16:22</w:t>
-        </w:r>
-      </w:hyperlink>
+      <w:r>
+        <w:rPr>
+          <w:lang w:val="zh_TW" w:bidi="zh_TW"/>
+        </w:rPr>
+        <w:t>撒上16:22</w:t>
+      </w:r>
       <w:r>
         <w:rPr>
           <w:lang w:val="zh_TW" w:bidi="zh_TW"/>
         </w:rPr>
         <w:t>；</w:t>
       </w:r>
-      <w:hyperlink r:id="rId22">
-        <w:r>
-          <w:rPr>
-            <w:lang w:val="zh_TW" w:bidi="zh_TW"/>
-          </w:rPr>
-          <w:rPr>
-            <w:color w:val="0000EE"/>
-            <w:u w:val="single"/>
-          </w:rPr>
-          <w:t>詩22:11</w:t>
-        </w:r>
-      </w:hyperlink>
+      <w:r>
+        <w:rPr>
+          <w:lang w:val="zh_TW" w:bidi="zh_TW"/>
+        </w:rPr>
+        <w:t>詩22:11</w:t>
+      </w:r>
       <w:r>
         <w:rPr>
           <w:lang w:val="zh_TW" w:bidi="zh_TW"/>
         </w:rPr>
         <w:t>、</w:t>
       </w:r>
-      <w:hyperlink r:id="rId23">
-        <w:r>
-          <w:rPr>
-            <w:lang w:val="zh_TW" w:bidi="zh_TW"/>
-          </w:rPr>
-          <w:rPr>
-            <w:color w:val="0000EE"/>
-            <w:u w:val="single"/>
-          </w:rPr>
-          <w:t>19</w:t>
-        </w:r>
-      </w:hyperlink>
+      <w:r>
+        <w:rPr>
+          <w:lang w:val="zh_TW" w:bidi="zh_TW"/>
+        </w:rPr>
+        <w:t>19</w:t>
+      </w:r>
       <w:r>
         <w:rPr>
           <w:lang w:val="zh_TW" w:bidi="zh_TW"/>
         </w:rPr>
         <w:t>，</w:t>
       </w:r>
-      <w:hyperlink r:id="rId24">
-        <w:r>
-          <w:rPr>
-            <w:lang w:val="zh_TW" w:bidi="zh_TW"/>
-          </w:rPr>
-          <w:rPr>
-            <w:color w:val="0000EE"/>
-            <w:u w:val="single"/>
-          </w:rPr>
-          <w:t>101:7</w:t>
-        </w:r>
-      </w:hyperlink>
+      <w:r>
+        <w:rPr>
+          <w:lang w:val="zh_TW" w:bidi="zh_TW"/>
+        </w:rPr>
+        <w:t>101:7</w:t>
+      </w:r>
       <w:r>
         <w:rPr>
           <w:lang w:val="zh_TW" w:bidi="zh_TW"/>
         </w:rPr>
         <w:t>；</w:t>
       </w:r>
-      <w:hyperlink r:id="rId25">
-        <w:r>
-          <w:rPr>
-            <w:lang w:val="zh_TW" w:bidi="zh_TW"/>
-          </w:rPr>
-          <w:rPr>
-            <w:color w:val="0000EE"/>
-            <w:u w:val="single"/>
-          </w:rPr>
-          <w:t>但1:21</w:t>
-        </w:r>
-      </w:hyperlink>
+      <w:r>
+        <w:rPr>
+          <w:lang w:val="zh_TW" w:bidi="zh_TW"/>
+        </w:rPr>
+        <w:t>但1:21</w:t>
+      </w:r>
       <w:r>
         <w:rPr>
           <w:lang w:val="zh_TW" w:bidi="zh_TW"/>
         </w:rPr>
         <w:t>，</w:t>
       </w:r>
-      <w:hyperlink r:id="rId26">
-        <w:r>
-          <w:rPr>
-            <w:lang w:val="zh_TW" w:bidi="zh_TW"/>
-          </w:rPr>
-          <w:rPr>
-            <w:color w:val="0000EE"/>
-            <w:u w:val="single"/>
-          </w:rPr>
-          <w:t>2:49</w:t>
-        </w:r>
-      </w:hyperlink>
+      <w:r>
+        <w:rPr>
+          <w:lang w:val="zh_TW" w:bidi="zh_TW"/>
+        </w:rPr>
+        <w:t>2:49</w:t>
+      </w:r>
       <w:r>
         <w:rPr>
           <w:lang w:val="zh_TW" w:bidi="zh_TW"/>
         </w:rPr>
         <w:t>；</w:t>
       </w:r>
-      <w:hyperlink r:id="rId27">
-        <w:r>
-          <w:rPr>
-            <w:lang w:val="zh_TW" w:bidi="zh_TW"/>
-          </w:rPr>
-          <w:rPr>
-            <w:color w:val="0000EE"/>
-            <w:u w:val="single"/>
-          </w:rPr>
-          <w:t>該2:5</w:t>
-        </w:r>
-      </w:hyperlink>
+      <w:r>
+        <w:rPr>
+          <w:lang w:val="zh_TW" w:bidi="zh_TW"/>
+        </w:rPr>
+        <w:t>該2:5</w:t>
+      </w:r>
       <w:r>
         <w:rPr>
           <w:lang w:val="zh_TW" w:bidi="zh_TW"/>
         </w:rPr>
         <w:t>；</w:t>
       </w:r>
-      <w:hyperlink r:id="rId28">
-        <w:r>
-          <w:rPr>
-            <w:lang w:val="zh_TW" w:bidi="zh_TW"/>
-          </w:rPr>
-          <w:rPr>
-            <w:color w:val="0000EE"/>
-            <w:u w:val="single"/>
-          </w:rPr>
-          <w:t>路15:31</w:t>
-        </w:r>
-      </w:hyperlink>
+      <w:r>
+        <w:rPr>
+          <w:lang w:val="zh_TW" w:bidi="zh_TW"/>
+        </w:rPr>
+        <w:t>路15:31</w:t>
+      </w:r>
       <w:r>
         <w:rPr>
           <w:lang w:val="zh_TW" w:bidi="zh_TW"/>
         </w:rPr>
         <w:t>，</w:t>
       </w:r>
-      <w:hyperlink r:id="rId29">
-        <w:r>
-          <w:rPr>
-            <w:lang w:val="zh_TW" w:bidi="zh_TW"/>
-          </w:rPr>
-          <w:rPr>
-            <w:color w:val="0000EE"/>
-            <w:u w:val="single"/>
-          </w:rPr>
-          <w:t>22:28</w:t>
-        </w:r>
-      </w:hyperlink>
+      <w:r>
+        <w:rPr>
+          <w:lang w:val="zh_TW" w:bidi="zh_TW"/>
+        </w:rPr>
+        <w:t>22:28</w:t>
+      </w:r>
       <w:r>
         <w:rPr>
           <w:lang w:val="zh_TW" w:bidi="zh_TW"/>
         </w:rPr>
         <w:t>；</w:t>
       </w:r>
-      <w:hyperlink r:id="rId30">
-        <w:r>
-          <w:rPr>
-            <w:lang w:val="zh_TW" w:bidi="zh_TW"/>
-          </w:rPr>
-          <w:rPr>
-            <w:color w:val="0000EE"/>
-            <w:u w:val="single"/>
-          </w:rPr>
-          <w:t>約6:56</w:t>
-        </w:r>
-      </w:hyperlink>
+      <w:r>
+        <w:rPr>
+          <w:lang w:val="zh_TW" w:bidi="zh_TW"/>
+        </w:rPr>
+        <w:t>約6:56</w:t>
+      </w:r>
       <w:r>
         <w:rPr>
           <w:lang w:val="zh_TW" w:bidi="zh_TW"/>
         </w:rPr>
         <w:t>，</w:t>
       </w:r>
-      <w:hyperlink r:id="rId13">
-        <w:r>
-          <w:rPr>
-            <w:lang w:val="zh_TW" w:bidi="zh_TW"/>
-          </w:rPr>
-          <w:rPr>
-            <w:color w:val="0000EE"/>
-            <w:u w:val="single"/>
-          </w:rPr>
-          <w:t>8:31</w:t>
-        </w:r>
-      </w:hyperlink>
+      <w:r>
+        <w:rPr>
+          <w:lang w:val="zh_TW" w:bidi="zh_TW"/>
+        </w:rPr>
+        <w:t>8:31</w:t>
+      </w:r>
       <w:r>
         <w:rPr>
           <w:lang w:val="zh_TW" w:bidi="zh_TW"/>
         </w:rPr>
         <w:t>，</w:t>
       </w:r>
-      <w:hyperlink r:id="rId31">
-        <w:r>
-          <w:rPr>
-            <w:lang w:val="zh_TW" w:bidi="zh_TW"/>
-          </w:rPr>
-          <w:rPr>
-            <w:color w:val="0000EE"/>
-            <w:u w:val="single"/>
-          </w:rPr>
-          <w:t>15:1–17</w:t>
-        </w:r>
-      </w:hyperlink>
+      <w:r>
+        <w:rPr>
+          <w:lang w:val="zh_TW" w:bidi="zh_TW"/>
+        </w:rPr>
+        <w:t>15:1–17</w:t>
+      </w:r>
       <w:r>
         <w:rPr>
           <w:lang w:val="zh_TW" w:bidi="zh_TW"/>
         </w:rPr>
         <w:t>；</w:t>
       </w:r>
-      <w:hyperlink r:id="rId32">
-        <w:r>
-          <w:rPr>
-            <w:lang w:val="zh_TW" w:bidi="zh_TW"/>
-          </w:rPr>
-          <w:rPr>
-            <w:color w:val="0000EE"/>
-            <w:u w:val="single"/>
-          </w:rPr>
-          <w:t>腓4:1</w:t>
-        </w:r>
-      </w:hyperlink>
+      <w:r>
+        <w:rPr>
+          <w:lang w:val="zh_TW" w:bidi="zh_TW"/>
+        </w:rPr>
+        <w:t>腓4:1</w:t>
+      </w:r>
       <w:r>
         <w:rPr>
           <w:lang w:val="zh_TW" w:bidi="zh_TW"/>
         </w:rPr>
         <w:t>；</w:t>
       </w:r>
-      <w:hyperlink r:id="rId33">
-        <w:r>
-          <w:rPr>
-            <w:lang w:val="zh_TW" w:bidi="zh_TW"/>
-          </w:rPr>
-          <w:rPr>
-            <w:color w:val="0000EE"/>
-            <w:u w:val="single"/>
-          </w:rPr>
-          <w:t>約一2:19</w:t>
-        </w:r>
-      </w:hyperlink>
+      <w:r>
+        <w:rPr>
+          <w:lang w:val="zh_TW" w:bidi="zh_TW"/>
+        </w:rPr>
+        <w:t>約一2:19</w:t>
+      </w:r>
       <w:r>
         <w:rPr>
           <w:lang w:val="zh_TW" w:bidi="zh_TW"/>
         </w:rPr>
         <w:t>、</w:t>
       </w:r>
-      <w:hyperlink r:id="rId34">
-        <w:r>
-          <w:rPr>
-            <w:lang w:val="zh_TW" w:bidi="zh_TW"/>
-          </w:rPr>
-          <w:rPr>
-            <w:color w:val="0000EE"/>
-            <w:u w:val="single"/>
-          </w:rPr>
-          <w:t>27–28</w:t>
-        </w:r>
-      </w:hyperlink>
+      <w:r>
+        <w:rPr>
+          <w:lang w:val="zh_TW" w:bidi="zh_TW"/>
+        </w:rPr>
+        <w:t>27–28</w:t>
+      </w:r>
       <w:r>
         <w:rPr>
           <w:lang w:val="zh_TW" w:bidi="zh_TW"/>
         </w:rPr>
         <w:t>，</w:t>
       </w:r>
-      <w:hyperlink r:id="rId35">
-        <w:r>
-          <w:rPr>
-            <w:lang w:val="zh_TW" w:bidi="zh_TW"/>
-          </w:rPr>
-          <w:rPr>
-            <w:color w:val="0000EE"/>
-            <w:u w:val="single"/>
-          </w:rPr>
-          <w:t>3:24</w:t>
-        </w:r>
-      </w:hyperlink>
+      <w:r>
+        <w:rPr>
+          <w:lang w:val="zh_TW" w:bidi="zh_TW"/>
+        </w:rPr>
+        <w:t>3:24</w:t>
+      </w:r>
       <w:r>
         <w:rPr>
           <w:lang w:val="zh_TW" w:bidi="zh_TW"/>
         </w:rPr>
         <w:t>；</w:t>
       </w:r>
-      <w:hyperlink r:id="rId36">
-        <w:r>
-          <w:rPr>
-            <w:lang w:val="zh_TW" w:bidi="zh_TW"/>
-          </w:rPr>
-          <w:rPr>
-            <w:color w:val="0000EE"/>
-            <w:u w:val="single"/>
-          </w:rPr>
-          <w:t>約二1:9</w:t>
-        </w:r>
-      </w:hyperlink>
+      <w:r>
+        <w:rPr>
+          <w:lang w:val="zh_TW" w:bidi="zh_TW"/>
+        </w:rPr>
+        <w:t>約二1:9</w:t>
+      </w:r>
       <w:r>
         <w:rPr>
           <w:lang w:val="zh_TW" w:bidi="zh_TW"/>
         </w:rPr>
         <w:t>；</w:t>
       </w:r>
-      <w:hyperlink r:id="rId37">
-        <w:r>
-          <w:rPr>
-            <w:lang w:val="zh_TW" w:bidi="zh_TW"/>
-          </w:rPr>
-          <w:rPr>
-            <w:color w:val="0000EE"/>
-            <w:u w:val="single"/>
-          </w:rPr>
-          <w:t>啟2:10</w:t>
-        </w:r>
-      </w:hyperlink>
+      <w:r>
+        <w:rPr>
+          <w:lang w:val="zh_TW" w:bidi="zh_TW"/>
+        </w:rPr>
+        <w:t>啟2:10</w:t>
+      </w:r>
       <w:r>
         <w:rPr>
           <w:lang w:val="zh_TW" w:bidi="zh_TW"/>
         </w:rPr>
         <w:t>，</w:t>
       </w:r>
-      <w:hyperlink r:id="rId38">
-        <w:r>
-          <w:rPr>
-            <w:lang w:val="zh_TW" w:bidi="zh_TW"/>
-          </w:rPr>
-          <w:rPr>
-            <w:color w:val="0000EE"/>
-            <w:u w:val="single"/>
-          </w:rPr>
-          <w:t>13:10</w:t>
-        </w:r>
-      </w:hyperlink>
+      <w:r>
+        <w:rPr>
+          <w:lang w:val="zh_TW" w:bidi="zh_TW"/>
+        </w:rPr>
+        <w:t>13:10</w:t>
+      </w:r>
       <w:r>
         <w:rPr>
           <w:lang w:val="zh_TW" w:bidi="zh_TW"/>
